--- a/тз зоопарк.docx
+++ b/тз зоопарк.docx
@@ -220,7 +220,24 @@
           <w:sz w:val="28"/>
           <w:szCs w:val="28"/>
         </w:rPr>
-        <w:t>ООО «Софт-Сервис»</w:t>
+        <w:t>ООО «</w:t>
+      </w:r>
+      <w:r>
+        <w:rPr>
+          <w:rFonts w:ascii="Times New Roman" w:hAnsi="Times New Roman"/>
+          <w:sz w:val="28"/>
+          <w:szCs w:val="28"/>
+        </w:rPr>
+        <w:t>ЗооСофт</w:t>
+      </w:r>
+      <w:r>
+        <w:rPr>
+          <w:rFonts w:ascii="Times New Roman" w:hAnsi="Times New Roman" w:cs="Times New Roman"/>
+          <w:color w:val="000000" w:themeColor="text1"/>
+          <w:sz w:val="28"/>
+          <w:szCs w:val="28"/>
+        </w:rPr>
+        <w:t>»</w:t>
       </w:r>
     </w:p>
     <w:p>
@@ -1351,31 +1368,7 @@
                 <w:sz w:val="16"/>
                 <w:szCs w:val="16"/>
               </w:rPr>
-              <w:t xml:space="preserve">Инд. № </w:t>
-            </w:r>
-            <w:proofErr w:type="spellStart"/>
-            <w:r>
-              <w:rPr>
-                <w:rFonts w:ascii="Times New Roman" w:hAnsi="Times New Roman" w:cs="Times New Roman"/>
-                <w:b/>
-                <w:bCs/>
-                <w:color w:val="000000" w:themeColor="text1"/>
-                <w:sz w:val="16"/>
-                <w:szCs w:val="16"/>
-              </w:rPr>
-              <w:t>дубл</w:t>
-            </w:r>
-            <w:proofErr w:type="spellEnd"/>
-            <w:r>
-              <w:rPr>
-                <w:rFonts w:ascii="Times New Roman" w:hAnsi="Times New Roman" w:cs="Times New Roman"/>
-                <w:b/>
-                <w:bCs/>
-                <w:color w:val="000000" w:themeColor="text1"/>
-                <w:sz w:val="16"/>
-                <w:szCs w:val="16"/>
-              </w:rPr>
-              <w:t>.</w:t>
+              <w:t>Инд. № дубл.</w:t>
             </w:r>
           </w:p>
         </w:tc>
@@ -1434,7 +1427,6 @@
                 <w:szCs w:val="16"/>
               </w:rPr>
             </w:pPr>
-            <w:proofErr w:type="spellStart"/>
             <w:r>
               <w:rPr>
                 <w:rFonts w:ascii="Times New Roman" w:hAnsi="Times New Roman" w:cs="Times New Roman"/>
@@ -1444,19 +1436,7 @@
                 <w:sz w:val="16"/>
                 <w:szCs w:val="16"/>
               </w:rPr>
-              <w:t>Взам</w:t>
-            </w:r>
-            <w:proofErr w:type="spellEnd"/>
-            <w:r>
-              <w:rPr>
-                <w:rFonts w:ascii="Times New Roman" w:hAnsi="Times New Roman" w:cs="Times New Roman"/>
-                <w:b/>
-                <w:bCs/>
-                <w:color w:val="000000" w:themeColor="text1"/>
-                <w:sz w:val="16"/>
-                <w:szCs w:val="16"/>
-              </w:rPr>
-              <w:t>.</w:t>
+              <w:t>Взам.</w:t>
             </w:r>
           </w:p>
         </w:tc>
@@ -4199,25 +4179,7 @@
           <w:sz w:val="28"/>
           <w:szCs w:val="28"/>
         </w:rPr>
-        <w:t>учет сотрудников (</w:t>
-      </w:r>
-      <w:proofErr w:type="spellStart"/>
-      <w:r>
-        <w:rPr>
-          <w:rFonts w:ascii="Times New Roman" w:hAnsi="Times New Roman" w:cs="Times New Roman"/>
-          <w:sz w:val="28"/>
-          <w:szCs w:val="28"/>
-        </w:rPr>
-        <w:t>киперы</w:t>
-      </w:r>
-      <w:proofErr w:type="spellEnd"/>
-      <w:r>
-        <w:rPr>
-          <w:rFonts w:ascii="Times New Roman" w:hAnsi="Times New Roman" w:cs="Times New Roman"/>
-          <w:sz w:val="28"/>
-          <w:szCs w:val="28"/>
-        </w:rPr>
-        <w:t>, ветеринары, экскурсоводы, администрация);</w:t>
+        <w:t>учет сотрудников (киперы, ветеринары, экскурсоводы, администрация);</w:t>
       </w:r>
     </w:p>
     <w:p>
@@ -4310,43 +4272,7 @@
           <w:sz w:val="28"/>
           <w:szCs w:val="28"/>
         </w:rPr>
-        <w:t>Разработка ведется на основании договора № __/__-2026 от _</w:t>
-      </w:r>
-      <w:proofErr w:type="gramStart"/>
-      <w:r>
-        <w:rPr>
-          <w:rFonts w:ascii="Times New Roman" w:hAnsi="Times New Roman" w:cs="Times New Roman"/>
-          <w:sz w:val="28"/>
-          <w:szCs w:val="28"/>
-        </w:rPr>
-        <w:t>_._</w:t>
-      </w:r>
-      <w:proofErr w:type="gramEnd"/>
-      <w:r>
-        <w:rPr>
-          <w:rFonts w:ascii="Times New Roman" w:hAnsi="Times New Roman" w:cs="Times New Roman"/>
-          <w:sz w:val="28"/>
-          <w:szCs w:val="28"/>
-        </w:rPr>
-        <w:t>_.2026 г., заключенного между зоопарком «Лесная сказка» (Заказчик) и ООО «</w:t>
-      </w:r>
-      <w:proofErr w:type="spellStart"/>
-      <w:r>
-        <w:rPr>
-          <w:rFonts w:ascii="Times New Roman" w:hAnsi="Times New Roman" w:cs="Times New Roman"/>
-          <w:sz w:val="28"/>
-          <w:szCs w:val="28"/>
-        </w:rPr>
-        <w:t>ЗооСофт</w:t>
-      </w:r>
-      <w:proofErr w:type="spellEnd"/>
-      <w:r>
-        <w:rPr>
-          <w:rFonts w:ascii="Times New Roman" w:hAnsi="Times New Roman" w:cs="Times New Roman"/>
-          <w:sz w:val="28"/>
-          <w:szCs w:val="28"/>
-        </w:rPr>
-        <w:t>» (Исполнитель).</w:t>
+        <w:t>Разработка ведется на основании договора № __/__-2026 от __.__.2026 г., заключенного между зоопарком «Лесная сказка» (Заказчик) и ООО «ЗооСофт» (Исполнитель).</w:t>
       </w:r>
     </w:p>
     <w:p>
@@ -4636,43 +4562,7 @@
           <w:sz w:val="28"/>
           <w:szCs w:val="28"/>
         </w:rPr>
-        <w:t xml:space="preserve">Пользователи: зоотехники, ветеринары, </w:t>
-      </w:r>
-      <w:proofErr w:type="spellStart"/>
-      <w:r>
-        <w:rPr>
-          <w:rFonts w:ascii="Times New Roman" w:hAnsi="Times New Roman" w:cs="Times New Roman"/>
-          <w:sz w:val="28"/>
-          <w:szCs w:val="28"/>
-        </w:rPr>
-        <w:t>киперы</w:t>
-      </w:r>
-      <w:proofErr w:type="spellEnd"/>
-      <w:r>
-        <w:rPr>
-          <w:rFonts w:ascii="Times New Roman" w:hAnsi="Times New Roman" w:cs="Times New Roman"/>
-          <w:sz w:val="28"/>
-          <w:szCs w:val="28"/>
-        </w:rPr>
-        <w:t xml:space="preserve"> (</w:t>
-      </w:r>
-      <w:proofErr w:type="spellStart"/>
-      <w:r>
-        <w:rPr>
-          <w:rFonts w:ascii="Times New Roman" w:hAnsi="Times New Roman" w:cs="Times New Roman"/>
-          <w:sz w:val="28"/>
-          <w:szCs w:val="28"/>
-        </w:rPr>
-        <w:t>служатели</w:t>
-      </w:r>
-      <w:proofErr w:type="spellEnd"/>
-      <w:r>
-        <w:rPr>
-          <w:rFonts w:ascii="Times New Roman" w:hAnsi="Times New Roman" w:cs="Times New Roman"/>
-          <w:sz w:val="28"/>
-          <w:szCs w:val="28"/>
-        </w:rPr>
-        <w:t>), кассиры, сотрудники склада, администрация.</w:t>
+        <w:t>Пользователи: зоотехники, ветеринары, киперы (служатели), кассиры, сотрудники склада, администрация.</w:t>
       </w:r>
     </w:p>
     <w:p>
@@ -5231,25 +5121,7 @@
           <w:sz w:val="28"/>
           <w:szCs w:val="28"/>
         </w:rPr>
-        <w:t xml:space="preserve">Медикаменты и </w:t>
-      </w:r>
-      <w:proofErr w:type="spellStart"/>
-      <w:r>
-        <w:rPr>
-          <w:rFonts w:ascii="Times New Roman" w:hAnsi="Times New Roman" w:cs="Times New Roman"/>
-          <w:sz w:val="28"/>
-          <w:szCs w:val="28"/>
-        </w:rPr>
-        <w:t>ветпрепараты</w:t>
-      </w:r>
-      <w:proofErr w:type="spellEnd"/>
-      <w:r>
-        <w:rPr>
-          <w:rFonts w:ascii="Times New Roman" w:hAnsi="Times New Roman" w:cs="Times New Roman"/>
-          <w:sz w:val="28"/>
-          <w:szCs w:val="28"/>
-        </w:rPr>
-        <w:t>.</w:t>
+        <w:t>Медикаменты и ветпрепараты.</w:t>
       </w:r>
     </w:p>
     <w:p>
@@ -5933,25 +5805,7 @@
           <w:sz w:val="28"/>
           <w:szCs w:val="28"/>
         </w:rPr>
-        <w:t xml:space="preserve">Система управления базой данных: </w:t>
-      </w:r>
-      <w:proofErr w:type="spellStart"/>
-      <w:r>
-        <w:rPr>
-          <w:rFonts w:ascii="Times New Roman" w:hAnsi="Times New Roman" w:cs="Times New Roman"/>
-          <w:sz w:val="28"/>
-          <w:szCs w:val="28"/>
-        </w:rPr>
-        <w:t>PostgreSQL</w:t>
-      </w:r>
-      <w:proofErr w:type="spellEnd"/>
-      <w:r>
-        <w:rPr>
-          <w:rFonts w:ascii="Times New Roman" w:hAnsi="Times New Roman" w:cs="Times New Roman"/>
-          <w:sz w:val="28"/>
-          <w:szCs w:val="28"/>
-        </w:rPr>
-        <w:t xml:space="preserve"> 14 и выше.</w:t>
+        <w:t>Система управления базой данных: PostgreSQL 14 и выше.</w:t>
       </w:r>
     </w:p>
     <w:p>
@@ -5987,61 +5841,7 @@
           <w:sz w:val="28"/>
           <w:szCs w:val="28"/>
         </w:rPr>
-        <w:t>беспечение импорта/экспорта данных в форматах .</w:t>
-      </w:r>
-      <w:proofErr w:type="spellStart"/>
-      <w:r>
-        <w:rPr>
-          <w:rFonts w:ascii="Times New Roman" w:hAnsi="Times New Roman" w:cs="Times New Roman"/>
-          <w:sz w:val="28"/>
-          <w:szCs w:val="28"/>
-        </w:rPr>
-        <w:t>xls</w:t>
-      </w:r>
-      <w:proofErr w:type="spellEnd"/>
-      <w:r>
-        <w:rPr>
-          <w:rFonts w:ascii="Times New Roman" w:hAnsi="Times New Roman" w:cs="Times New Roman"/>
-          <w:sz w:val="28"/>
-          <w:szCs w:val="28"/>
-        </w:rPr>
-        <w:t>, .</w:t>
-      </w:r>
-      <w:proofErr w:type="spellStart"/>
-      <w:r>
-        <w:rPr>
-          <w:rFonts w:ascii="Times New Roman" w:hAnsi="Times New Roman" w:cs="Times New Roman"/>
-          <w:sz w:val="28"/>
-          <w:szCs w:val="28"/>
-        </w:rPr>
-        <w:t>csv</w:t>
-      </w:r>
-      <w:proofErr w:type="spellEnd"/>
-      <w:r>
-        <w:rPr>
-          <w:rFonts w:ascii="Times New Roman" w:hAnsi="Times New Roman" w:cs="Times New Roman"/>
-          <w:sz w:val="28"/>
-          <w:szCs w:val="28"/>
-        </w:rPr>
-        <w:t>, .</w:t>
-      </w:r>
-      <w:proofErr w:type="spellStart"/>
-      <w:r>
-        <w:rPr>
-          <w:rFonts w:ascii="Times New Roman" w:hAnsi="Times New Roman" w:cs="Times New Roman"/>
-          <w:sz w:val="28"/>
-          <w:szCs w:val="28"/>
-        </w:rPr>
-        <w:t>pdf</w:t>
-      </w:r>
-      <w:proofErr w:type="spellEnd"/>
-      <w:r>
-        <w:rPr>
-          <w:rFonts w:ascii="Times New Roman" w:hAnsi="Times New Roman" w:cs="Times New Roman"/>
-          <w:sz w:val="28"/>
-          <w:szCs w:val="28"/>
-        </w:rPr>
-        <w:t>.</w:t>
+        <w:t>беспечение импорта/экспорта данных в форматах .xls, .csv, .pdf.</w:t>
       </w:r>
     </w:p>
     <w:p>
@@ -6107,7 +5907,6 @@
         </w:rPr>
         <w:t>»), обозначение версии, дату выпуска, сведения о правообладателе (ООО «</w:t>
       </w:r>
-      <w:proofErr w:type="spellStart"/>
       <w:r>
         <w:rPr>
           <w:rFonts w:ascii="Times New Roman" w:hAnsi="Times New Roman" w:cs="Times New Roman"/>
@@ -6116,7 +5915,6 @@
         </w:rPr>
         <w:t>ЗооСофт</w:t>
       </w:r>
-      <w:proofErr w:type="spellEnd"/>
       <w:r>
         <w:rPr>
           <w:rFonts w:ascii="Times New Roman" w:hAnsi="Times New Roman" w:cs="Times New Roman"/>
@@ -12709,6 +12507,7 @@
   <w:style w:type="character" w:default="1" w:styleId="a0">
     <w:name w:val="Default Paragraph Font"/>
     <w:uiPriority w:val="1"/>
+    <w:semiHidden/>
     <w:unhideWhenUsed/>
   </w:style>
   <w:style w:type="table" w:default="1" w:styleId="a1">
